--- a/docs/common_code/11_correlation_regression/correlation_regression.docx
+++ b/docs/common_code/11_correlation_regression/correlation_regression.docx
@@ -31,7 +31,7 @@
         <w:pStyle w:val="Date"/>
       </w:pPr>
       <w:r>
-        <w:t xml:space="preserve">2026-07-02</w:t>
+        <w:t xml:space="preserve">2026-07-03</w:t>
       </w:r>
     </w:p>
     <w:bookmarkStart w:id="17" w:name="correlation-and-linear-regression"/>

--- a/docs/common_code/11_correlation_regression/correlation_regression.docx
+++ b/docs/common_code/11_correlation_regression/correlation_regression.docx
@@ -31,7 +31,7 @@
         <w:pStyle w:val="Date"/>
       </w:pPr>
       <w:r>
-        <w:t xml:space="preserve">2026-07-03</w:t>
+        <w:t xml:space="preserve">2026-07-04</w:t>
       </w:r>
     </w:p>
     <w:bookmarkStart w:id="17" w:name="correlation-and-linear-regression"/>

--- a/docs/common_code/11_correlation_regression/correlation_regression.docx
+++ b/docs/common_code/11_correlation_regression/correlation_regression.docx
@@ -31,7 +31,7 @@
         <w:pStyle w:val="Date"/>
       </w:pPr>
       <w:r>
-        <w:t xml:space="preserve">2026-07-04</w:t>
+        <w:t xml:space="preserve">2026-07-05</w:t>
       </w:r>
     </w:p>
     <w:bookmarkStart w:id="17" w:name="correlation-and-linear-regression"/>

--- a/docs/common_code/11_correlation_regression/correlation_regression.docx
+++ b/docs/common_code/11_correlation_regression/correlation_regression.docx
@@ -31,7 +31,7 @@
         <w:pStyle w:val="Date"/>
       </w:pPr>
       <w:r>
-        <w:t xml:space="preserve">2026-07-05</w:t>
+        <w:t xml:space="preserve">2026-08-27</w:t>
       </w:r>
     </w:p>
     <w:bookmarkStart w:id="17" w:name="correlation-and-linear-regression"/>
@@ -172,7 +172,7 @@
           <w:rPr>
             <w:rStyle w:val="VerbatimChar"/>
           </w:rPr>
-          <w:t xml:space="preserve">10_correlation_regression.R</w:t>
+          <w:t xml:space="preserve">11_correlation_regression.R</w:t>
         </w:r>
       </w:hyperlink>
     </w:p>
@@ -407,10 +407,10 @@
         <w:tblStyle w:val="Table"/>
         <w:tblLook w:firstRow="0" w:lastRow="0" w:firstColumn="0" w:lastColumn="0" w:noHBand="0" w:noVBand="0" w:val="0000"/>
         <w:tblBorders>
-          <w:top w:val="single" w:sz="4" w:space="0" w:color="EB9113"/>
-          <w:left w:val="single" w:sz="24" w:space="0" w:color="EB9113"/>
-          <w:bottom w:val="single" w:sz="4" w:space="0" w:color="EB9113"/>
-          <w:right w:val="single" w:sz="4" w:space="0" w:color="EB9113"/>
+          <w:top w:val="single" w:sz="4" w:space="0" w:color="0758E5"/>
+          <w:left w:val="single" w:sz="24" w:space="0" w:color="0758E5"/>
+          <w:bottom w:val="single" w:sz="4" w:space="0" w:color="0758E5"/>
+          <w:right w:val="single" w:sz="4" w:space="0" w:color="0758E5"/>
         </w:tblBorders>
         <w:tblCellMar>
           <w:left w:w="144" w:type="dxa"/>
@@ -424,7 +424,7 @@
         </w:trPr>
         <w:tc>
           <w:tcPr>
-            <w:shd w:color="auto" w:fill="fcefdc" w:val="clear"/>
+            <w:shd w:color="auto" w:fill="dae6fb" w:val="clear"/>
             <w:tcMar>
               <w:top w:w="92" w:type="dxa"/>
               <w:bottom w:w="92" w:type="dxa"/>
@@ -448,7 +448,7 @@
                     <a:graphicData uri="http://schemas.openxmlformats.org/drawingml/2006/picture">
                       <pic:pic>
                         <pic:nvPicPr>
-                          <pic:cNvPr descr="/Applications/Positron.app/Contents/Resources/app/quarto/share/formats/docx/warning.png" id="15" name="Picture"/>
+                          <pic:cNvPr descr="/Applications/Positron.app/Contents/Resources/app/quarto/share/formats/docx/note.png" id="15" name="Picture"/>
                           <pic:cNvPicPr>
                             <a:picLocks noChangeArrowheads="1" noChangeAspect="1"/>
                           </pic:cNvPicPr>
@@ -487,7 +487,7 @@
               <w:t xml:space="preserve"> </w:t>
             </w:r>
             <w:r>
-              <w:t xml:space="preserve">Errors found in the original scripts</w:t>
+              <w:t xml:space="preserve">Watch out for pre-transformed data</w:t>
             </w:r>
           </w:p>
         </w:tc>
@@ -508,26 +508,8 @@
               <w:pStyle w:val="BodyText"/>
             </w:pPr>
             <w:pPr>
-              <w:spacing w:before="16"/>
-            </w:pPr>
-            <w:r>
-              <w:t xml:space="preserve">Before the improved version, two issues worth flagging:</w:t>
-            </w:r>
-          </w:p>
-          <w:p>
-            <w:pPr>
-              <w:pStyle w:val="BodyText"/>
-            </w:pPr>
-            <w:r>
-              <w:rPr>
-                <w:b/>
-                <w:bCs/>
-              </w:rPr>
-              <w:t xml:space="preserve">In the DEET regression file:</w:t>
-            </w:r>
-            <w:r>
-              <w:t xml:space="preserve"> </w:t>
-            </w:r>
+              <w:spacing w:before="16" w:after="16"/>
+            </w:pPr>
             <w:r>
               <w:t xml:space="preserve">The</w:t>
             </w:r>
@@ -614,43 +596,37 @@
               <w:t xml:space="preserve"> </w:t>
             </w:r>
             <w:r>
-              <w:t xml:space="preserve">bite counts (√16.5, √12.5, √6.5). The original</w:t>
-            </w:r>
-            <w:r>
-              <w:t xml:space="preserve"> </w:t>
-            </w:r>
-            <w:r>
-              <w:t xml:space="preserve">script treats them as raw counts, fits a linear model, then writes a methods</w:t>
-            </w:r>
-            <w:r>
-              <w:t xml:space="preserve"> </w:t>
-            </w:r>
-            <w:r>
-              <w:t xml:space="preserve">section saying</w:t>
-            </w:r>
-            <w:r>
-              <w:t xml:space="preserve"> </w:t>
-            </w:r>
-            <w:r>
-              <w:t xml:space="preserve">“number of mosquito bites”</w:t>
-            </w:r>
-            <w:r>
-              <w:t xml:space="preserve"> </w:t>
-            </w:r>
-            <w:r>
-              <w:t xml:space="preserve">— but the response variable is</w:t>
-            </w:r>
-            <w:r>
-              <w:t xml:space="preserve"> </w:t>
-            </w:r>
-            <w:r>
-              <w:t xml:space="preserve">actually √bites. The regression equation, R², intercept interpretation and</w:t>
-            </w:r>
-            <w:r>
-              <w:t xml:space="preserve"> </w:t>
-            </w:r>
-            <w:r>
-              <w:t xml:space="preserve">results text are all on the wrong scale. Always check</w:t>
+              <w:t xml:space="preserve">mosquito bite counts (√16.5, √12.5, √6.5), not raw counts. If you fit a</w:t>
+            </w:r>
+            <w:r>
+              <w:t xml:space="preserve"> </w:t>
+            </w:r>
+            <w:r>
+              <w:t xml:space="preserve">linear model to this column and describe the response as</w:t>
+            </w:r>
+            <w:r>
+              <w:t xml:space="preserve"> </w:t>
+            </w:r>
+            <w:r>
+              <w:t xml:space="preserve">“number of</w:t>
+            </w:r>
+            <w:r>
+              <w:t xml:space="preserve"> </w:t>
+            </w:r>
+            <w:r>
+              <w:t xml:space="preserve">mosquito bites,”</w:t>
+            </w:r>
+            <w:r>
+              <w:t xml:space="preserve"> </w:t>
+            </w:r>
+            <w:r>
+              <w:t xml:space="preserve">the regression equation, R², and intercept interpretation</w:t>
+            </w:r>
+            <w:r>
+              <w:t xml:space="preserve"> </w:t>
+            </w:r>
+            <w:r>
+              <w:t xml:space="preserve">will all be on the wrong scale. Always check</w:t>
             </w:r>
             <w:r>
               <w:t xml:space="preserve"> </w:t>
@@ -686,181 +662,7 @@
               <w:t xml:space="preserve"> </w:t>
             </w:r>
             <w:r>
-              <w:t xml:space="preserve">compare to the paper before fitting any model.</w:t>
-            </w:r>
-          </w:p>
-          <w:p>
-            <w:pPr>
-              <w:pStyle w:val="BodyText"/>
-            </w:pPr>
-            <w:r>
-              <w:rPr>
-                <w:b/>
-                <w:bCs/>
-              </w:rPr>
-              <w:t xml:space="preserve">In both correlation and regression files:</w:t>
-            </w:r>
-            <w:r>
-              <w:t xml:space="preserve"> </w:t>
-            </w:r>
-            <w:r>
-              <w:rPr>
-                <w:rStyle w:val="VerbatimChar"/>
-              </w:rPr>
-              <w:t xml:space="preserve">n()</w:t>
-            </w:r>
-            <w:r>
-              <w:t xml:space="preserve"> </w:t>
-            </w:r>
-            <w:r>
-              <w:t xml:space="preserve">is used inside</w:t>
-            </w:r>
-            <w:r>
-              <w:t xml:space="preserve"> </w:t>
-            </w:r>
-            <w:r>
-              <w:rPr>
-                <w:rStyle w:val="VerbatimChar"/>
-              </w:rPr>
-              <w:t xml:space="preserve">summarise()</w:t>
-            </w:r>
-            <w:r>
-              <w:t xml:space="preserve"> </w:t>
-            </w:r>
-            <w:r>
-              <w:t xml:space="preserve">for sample sizes rather than</w:t>
-            </w:r>
-            <w:r>
-              <w:t xml:space="preserve"> </w:t>
-            </w:r>
-            <w:r>
-              <w:rPr>
-                <w:rStyle w:val="VerbatimChar"/>
-              </w:rPr>
-              <w:t xml:space="preserve">sum(!is.na())</w:t>
-            </w:r>
-            <w:r>
-              <w:t xml:space="preserve">, and the results sections contain</w:t>
-            </w:r>
-            <w:r>
-              <w:t xml:space="preserve"> </w:t>
-            </w:r>
-            <w:r>
-              <w:t xml:space="preserve">unfilled</w:t>
-            </w:r>
-            <w:r>
-              <w:t xml:space="preserve"> </w:t>
-            </w:r>
-            <w:r>
-              <w:rPr>
-                <w:rStyle w:val="VerbatimChar"/>
-              </w:rPr>
-              <w:t xml:space="preserve">[value]</w:t>
-            </w:r>
-            <w:r>
-              <w:t xml:space="preserve"> </w:t>
-            </w:r>
-            <w:r>
-              <w:t xml:space="preserve">placeholders rather than extracted model values.</w:t>
-            </w:r>
-          </w:p>
-          <w:p>
-            <w:pPr>
-              <w:pStyle w:val="BodyText"/>
-            </w:pPr>
-            <w:pPr>
-              <w:spacing w:after="16"/>
-            </w:pPr>
-            <w:r>
-              <w:rPr>
-                <w:b/>
-                <w:bCs/>
-              </w:rPr>
-              <w:t xml:space="preserve">In both files:</w:t>
-            </w:r>
-            <w:r>
-              <w:t xml:space="preserve"> </w:t>
-            </w:r>
-            <w:r>
-              <w:rPr>
-                <w:rStyle w:val="VerbatimChar"/>
-              </w:rPr>
-              <w:t xml:space="preserve">par(mfrow = c(2,2)); plot(model)</w:t>
-            </w:r>
-            <w:r>
-              <w:t xml:space="preserve"> </w:t>
-            </w:r>
-            <w:r>
-              <w:t xml:space="preserve">uses base R diagnostics</w:t>
-            </w:r>
-            <w:r>
-              <w:t xml:space="preserve"> </w:t>
-            </w:r>
-            <w:r>
-              <w:t xml:space="preserve">that cannot be saved with</w:t>
-            </w:r>
-            <w:r>
-              <w:t xml:space="preserve"> </w:t>
-            </w:r>
-            <w:r>
-              <w:rPr>
-                <w:rStyle w:val="VerbatimChar"/>
-              </w:rPr>
-              <w:t xml:space="preserve">ggsave()</w:t>
-            </w:r>
-            <w:r>
-              <w:t xml:space="preserve"> </w:t>
-            </w:r>
-            <w:r>
-              <w:t xml:space="preserve">and do not match course style.</w:t>
-            </w:r>
-            <w:r>
-              <w:t xml:space="preserve"> </w:t>
-            </w:r>
-            <w:r>
-              <w:t xml:space="preserve">Replaced throughout with ggplot versions built from</w:t>
-            </w:r>
-            <w:r>
-              <w:t xml:space="preserve"> </w:t>
-            </w:r>
-            <w:r>
-              <w:rPr>
-                <w:rStyle w:val="VerbatimChar"/>
-              </w:rPr>
-              <w:t xml:space="preserve">fitted()</w:t>
-            </w:r>
-            <w:r>
-              <w:t xml:space="preserve">,</w:t>
-            </w:r>
-            <w:r>
-              <w:t xml:space="preserve"> </w:t>
-            </w:r>
-            <w:r>
-              <w:rPr>
-                <w:rStyle w:val="VerbatimChar"/>
-              </w:rPr>
-              <w:t xml:space="preserve">residuals()</w:t>
-            </w:r>
-            <w:r>
-              <w:t xml:space="preserve">,</w:t>
-            </w:r>
-            <w:r>
-              <w:t xml:space="preserve"> </w:t>
-            </w:r>
-            <w:r>
-              <w:t xml:space="preserve">and</w:t>
-            </w:r>
-            <w:r>
-              <w:t xml:space="preserve"> </w:t>
-            </w:r>
-            <w:r>
-              <w:rPr>
-                <w:rStyle w:val="VerbatimChar"/>
-              </w:rPr>
-              <w:t xml:space="preserve">rstandard()</w:t>
-            </w:r>
-            <w:r>
-              <w:t xml:space="preserve">.</w:t>
+              <w:t xml:space="preserve">compare to the data dictionary or source paper before fitting any model.</w:t>
             </w:r>
           </w:p>
           <w:p/>
@@ -886,7 +688,7 @@
       </w:r>
     </w:p>
     <w:bookmarkEnd w:id="18"/>
-    <w:bookmarkStart w:id="22" w:name="what-correlation-measures"/>
+    <w:bookmarkStart w:id="21" w:name="what-correlation-measures"/>
     <w:p>
       <w:pPr>
         <w:pStyle w:val="Heading1"/>
@@ -1188,18 +990,18 @@
                 <wp:inline>
                   <wp:extent cx="152400" cy="152400"/>
                   <wp:effectExtent b="0" l="0" r="0" t="0"/>
-                  <wp:docPr descr="" title="" id="20" name="Picture"/>
+                  <wp:docPr descr="" title="" id="19" name="Picture"/>
                   <a:graphic>
                     <a:graphicData uri="http://schemas.openxmlformats.org/drawingml/2006/picture">
                       <pic:pic>
                         <pic:nvPicPr>
-                          <pic:cNvPr descr="/Applications/Positron.app/Contents/Resources/app/quarto/share/formats/docx/note.png" id="21" name="Picture"/>
+                          <pic:cNvPr descr="/Applications/Positron.app/Contents/Resources/app/quarto/share/formats/docx/note.png" id="20" name="Picture"/>
                           <pic:cNvPicPr>
                             <a:picLocks noChangeArrowheads="1" noChangeAspect="1"/>
                           </pic:cNvPicPr>
                         </pic:nvPicPr>
                         <pic:blipFill>
-                          <a:blip r:embed="rId19"/>
+                          <a:blip r:embed="rId13"/>
                           <a:stretch>
                             <a:fillRect/>
                           </a:stretch>
@@ -1288,8 +1090,8 @@
         </w:pict>
       </w:r>
     </w:p>
-    <w:bookmarkEnd w:id="22"/>
-    <w:bookmarkStart w:id="26" w:name="explore-the-data-first"/>
+    <w:bookmarkEnd w:id="21"/>
+    <w:bookmarkStart w:id="25" w:name="explore-the-data-first"/>
     <w:p>
       <w:pPr>
         <w:pStyle w:val="Heading1"/>
@@ -1431,7 +1233,7 @@
         <w:rPr>
           <w:rStyle w:val="StringTok"/>
         </w:rPr>
-        <w:t xml:space="preserve">"steelblue"</w:t>
+        <w:t xml:space="preserve">"darkblue"</w:t>
       </w:r>
       <w:r>
         <w:rPr>
@@ -1796,18 +1598,18 @@
                 <wp:inline>
                   <wp:extent cx="152400" cy="152400"/>
                   <wp:effectExtent b="0" l="0" r="0" t="0"/>
-                  <wp:docPr descr="" title="" id="24" name="Picture"/>
+                  <wp:docPr descr="" title="" id="23" name="Picture"/>
                   <a:graphic>
                     <a:graphicData uri="http://schemas.openxmlformats.org/drawingml/2006/picture">
                       <pic:pic>
                         <pic:nvPicPr>
-                          <pic:cNvPr descr="/Applications/Positron.app/Contents/Resources/app/quarto/share/formats/docx/tip.png" id="25" name="Picture"/>
+                          <pic:cNvPr descr="/Applications/Positron.app/Contents/Resources/app/quarto/share/formats/docx/tip.png" id="24" name="Picture"/>
                           <pic:cNvPicPr>
                             <a:picLocks noChangeArrowheads="1" noChangeAspect="1"/>
                           </pic:cNvPicPr>
                         </pic:nvPicPr>
                         <pic:blipFill>
-                          <a:blip r:embed="rId23"/>
+                          <a:blip r:embed="rId22"/>
                           <a:stretch>
                             <a:fillRect/>
                           </a:stretch>
@@ -1926,8 +1728,8 @@
         </w:pict>
       </w:r>
     </w:p>
-    <w:bookmarkEnd w:id="26"/>
-    <w:bookmarkStart w:id="29" w:name="check-assumptions"/>
+    <w:bookmarkEnd w:id="25"/>
+    <w:bookmarkStart w:id="28" w:name="check-assumptions"/>
     <w:p>
       <w:pPr>
         <w:pStyle w:val="Heading1"/>
@@ -2042,7 +1844,7 @@
         <w:rPr>
           <w:rStyle w:val="StringTok"/>
         </w:rPr>
-        <w:t xml:space="preserve">"steelblue"</w:t>
+        <w:t xml:space="preserve">"darkblue"</w:t>
       </w:r>
       <w:r>
         <w:rPr>
@@ -2354,7 +2156,7 @@
         <w:rPr>
           <w:rStyle w:val="StringTok"/>
         </w:rPr>
-        <w:t xml:space="preserve">"steelblue"</w:t>
+        <w:t xml:space="preserve">"darkblue"</w:t>
       </w:r>
       <w:r>
         <w:rPr>
@@ -2680,18 +2482,18 @@
                 <wp:inline>
                   <wp:extent cx="152400" cy="152400"/>
                   <wp:effectExtent b="0" l="0" r="0" t="0"/>
-                  <wp:docPr descr="" title="" id="27" name="Picture"/>
+                  <wp:docPr descr="" title="" id="26" name="Picture"/>
                   <a:graphic>
                     <a:graphicData uri="http://schemas.openxmlformats.org/drawingml/2006/picture">
                       <pic:pic>
                         <pic:nvPicPr>
-                          <pic:cNvPr descr="/Applications/Positron.app/Contents/Resources/app/quarto/share/formats/docx/note.png" id="28" name="Picture"/>
+                          <pic:cNvPr descr="/Applications/Positron.app/Contents/Resources/app/quarto/share/formats/docx/note.png" id="27" name="Picture"/>
                           <pic:cNvPicPr>
                             <a:picLocks noChangeArrowheads="1" noChangeAspect="1"/>
                           </pic:cNvPicPr>
                         </pic:nvPicPr>
                         <pic:blipFill>
-                          <a:blip r:embed="rId19"/>
+                          <a:blip r:embed="rId13"/>
                           <a:stretch>
                             <a:fillRect/>
                           </a:stretch>
@@ -2866,8 +2668,8 @@
         </w:pict>
       </w:r>
     </w:p>
-    <w:bookmarkEnd w:id="29"/>
-    <w:bookmarkStart w:id="36" w:name="run-the-correlation"/>
+    <w:bookmarkEnd w:id="28"/>
+    <w:bookmarkStart w:id="35" w:name="run-the-correlation"/>
     <w:p>
       <w:pPr>
         <w:pStyle w:val="Heading1"/>
@@ -3045,18 +2847,18 @@
                 <wp:inline>
                   <wp:extent cx="152400" cy="152400"/>
                   <wp:effectExtent b="0" l="0" r="0" t="0"/>
-                  <wp:docPr descr="" title="" id="30" name="Picture"/>
+                  <wp:docPr descr="" title="" id="29" name="Picture"/>
                   <a:graphic>
                     <a:graphicData uri="http://schemas.openxmlformats.org/drawingml/2006/picture">
                       <pic:pic>
                         <pic:nvPicPr>
-                          <pic:cNvPr descr="/Applications/Positron.app/Contents/Resources/app/quarto/share/formats/docx/note.png" id="31" name="Picture"/>
+                          <pic:cNvPr descr="/Applications/Positron.app/Contents/Resources/app/quarto/share/formats/docx/note.png" id="30" name="Picture"/>
                           <pic:cNvPicPr>
                             <a:picLocks noChangeArrowheads="1" noChangeAspect="1"/>
                           </pic:cNvPicPr>
                         </pic:nvPicPr>
                         <pic:blipFill>
-                          <a:blip r:embed="rId19"/>
+                          <a:blip r:embed="rId13"/>
                           <a:stretch>
                             <a:fillRect/>
                           </a:stretch>
@@ -3293,7 +3095,7 @@
         </w:tc>
       </w:tr>
     </w:tbl>
-    <w:bookmarkStart w:id="32" w:name="extract-values-for-reporting"/>
+    <w:bookmarkStart w:id="31" w:name="extract-values-for-reporting"/>
     <w:p>
       <w:pPr>
         <w:pStyle w:val="Heading3"/>
@@ -3493,8 +3295,8 @@
         <w:t xml:space="preserve">)</w:t>
       </w:r>
     </w:p>
-    <w:bookmarkEnd w:id="32"/>
-    <w:bookmarkStart w:id="35" w:name="correlation-by-species"/>
+    <w:bookmarkEnd w:id="31"/>
+    <w:bookmarkStart w:id="34" w:name="correlation-by-species"/>
     <w:p>
       <w:pPr>
         <w:pStyle w:val="Heading3"/>
@@ -3807,18 +3609,18 @@
                 <wp:inline>
                   <wp:extent cx="152400" cy="152400"/>
                   <wp:effectExtent b="0" l="0" r="0" t="0"/>
-                  <wp:docPr descr="" title="" id="33" name="Picture"/>
+                  <wp:docPr descr="" title="" id="32" name="Picture"/>
                   <a:graphic>
                     <a:graphicData uri="http://schemas.openxmlformats.org/drawingml/2006/picture">
                       <pic:pic>
                         <pic:nvPicPr>
-                          <pic:cNvPr descr="/Applications/Positron.app/Contents/Resources/app/quarto/share/formats/docx/tip.png" id="34" name="Picture"/>
+                          <pic:cNvPr descr="/Applications/Positron.app/Contents/Resources/app/quarto/share/formats/docx/tip.png" id="33" name="Picture"/>
                           <pic:cNvPicPr>
                             <a:picLocks noChangeArrowheads="1" noChangeAspect="1"/>
                           </pic:cNvPicPr>
                         </pic:nvPicPr>
                         <pic:blipFill>
-                          <a:blip r:embed="rId23"/>
+                          <a:blip r:embed="rId22"/>
                           <a:stretch>
                             <a:fillRect/>
                           </a:stretch>
@@ -3923,9 +3725,9 @@
         </w:pict>
       </w:r>
     </w:p>
+    <w:bookmarkEnd w:id="34"/>
     <w:bookmarkEnd w:id="35"/>
-    <w:bookmarkEnd w:id="36"/>
-    <w:bookmarkStart w:id="39" w:name="publication-correlation-plot"/>
+    <w:bookmarkStart w:id="38" w:name="publication-correlation-plot"/>
     <w:p>
       <w:pPr>
         <w:pStyle w:val="Heading1"/>
@@ -4801,18 +4603,18 @@
                 <wp:inline>
                   <wp:extent cx="152400" cy="152400"/>
                   <wp:effectExtent b="0" l="0" r="0" t="0"/>
-                  <wp:docPr descr="" title="" id="37" name="Picture"/>
+                  <wp:docPr descr="" title="" id="36" name="Picture"/>
                   <a:graphic>
                     <a:graphicData uri="http://schemas.openxmlformats.org/drawingml/2006/picture">
                       <pic:pic>
                         <pic:nvPicPr>
-                          <pic:cNvPr descr="/Applications/Positron.app/Contents/Resources/app/quarto/share/formats/docx/tip.png" id="38" name="Picture"/>
+                          <pic:cNvPr descr="/Applications/Positron.app/Contents/Resources/app/quarto/share/formats/docx/tip.png" id="37" name="Picture"/>
                           <pic:cNvPicPr>
                             <a:picLocks noChangeArrowheads="1" noChangeAspect="1"/>
                           </pic:cNvPicPr>
                         </pic:nvPicPr>
                         <pic:blipFill>
-                          <a:blip r:embed="rId23"/>
+                          <a:blip r:embed="rId22"/>
                           <a:stretch>
                             <a:fillRect/>
                           </a:stretch>
@@ -4921,8 +4723,8 @@
         </w:pict>
       </w:r>
     </w:p>
-    <w:bookmarkEnd w:id="39"/>
-    <w:bookmarkStart w:id="40" w:name="part-2-simple-linear-regression"/>
+    <w:bookmarkEnd w:id="38"/>
+    <w:bookmarkStart w:id="39" w:name="part-2-simple-linear-regression"/>
     <w:p>
       <w:pPr>
         <w:pStyle w:val="Heading1"/>
@@ -4931,8 +4733,8 @@
         <w:t xml:space="preserve">PART 2 · Simple Linear Regression</w:t>
       </w:r>
     </w:p>
-    <w:bookmarkEnd w:id="40"/>
-    <w:bookmarkStart w:id="43" w:name="correlation-vs-regression"/>
+    <w:bookmarkEnd w:id="39"/>
+    <w:bookmarkStart w:id="42" w:name="correlation-vs-regression"/>
     <w:p>
       <w:pPr>
         <w:pStyle w:val="Heading1"/>
@@ -4982,18 +4784,18 @@
                 <wp:inline>
                   <wp:extent cx="152400" cy="152400"/>
                   <wp:effectExtent b="0" l="0" r="0" t="0"/>
-                  <wp:docPr descr="" title="" id="41" name="Picture"/>
+                  <wp:docPr descr="" title="" id="40" name="Picture"/>
                   <a:graphic>
                     <a:graphicData uri="http://schemas.openxmlformats.org/drawingml/2006/picture">
                       <pic:pic>
                         <pic:nvPicPr>
-                          <pic:cNvPr descr="/Applications/Positron.app/Contents/Resources/app/quarto/share/formats/docx/note.png" id="42" name="Picture"/>
+                          <pic:cNvPr descr="/Applications/Positron.app/Contents/Resources/app/quarto/share/formats/docx/note.png" id="41" name="Picture"/>
                           <pic:cNvPicPr>
                             <a:picLocks noChangeArrowheads="1" noChangeAspect="1"/>
                           </pic:cNvPicPr>
                         </pic:nvPicPr>
                         <pic:blipFill>
-                          <a:blip r:embed="rId19"/>
+                          <a:blip r:embed="rId13"/>
                           <a:stretch>
                             <a:fillRect/>
                           </a:stretch>
@@ -5413,8 +5215,8 @@
         </w:pict>
       </w:r>
     </w:p>
-    <w:bookmarkEnd w:id="43"/>
-    <w:bookmarkStart w:id="49" w:name="fit-the-model"/>
+    <w:bookmarkEnd w:id="42"/>
+    <w:bookmarkStart w:id="48" w:name="fit-the-model"/>
     <w:p>
       <w:pPr>
         <w:pStyle w:val="Heading1"/>
@@ -5628,18 +5430,18 @@
                 <wp:inline>
                   <wp:extent cx="152400" cy="152400"/>
                   <wp:effectExtent b="0" l="0" r="0" t="0"/>
-                  <wp:docPr descr="" title="" id="44" name="Picture"/>
+                  <wp:docPr descr="" title="" id="43" name="Picture"/>
                   <a:graphic>
                     <a:graphicData uri="http://schemas.openxmlformats.org/drawingml/2006/picture">
                       <pic:pic>
                         <pic:nvPicPr>
-                          <pic:cNvPr descr="/Applications/Positron.app/Contents/Resources/app/quarto/share/formats/docx/note.png" id="45" name="Picture"/>
+                          <pic:cNvPr descr="/Applications/Positron.app/Contents/Resources/app/quarto/share/formats/docx/note.png" id="44" name="Picture"/>
                           <pic:cNvPicPr>
                             <a:picLocks noChangeArrowheads="1" noChangeAspect="1"/>
                           </pic:cNvPicPr>
                         </pic:nvPicPr>
                         <pic:blipFill>
-                          <a:blip r:embed="rId19"/>
+                          <a:blip r:embed="rId13"/>
                           <a:stretch>
                             <a:fillRect/>
                           </a:stretch>
@@ -5863,7 +5665,7 @@
         </w:tc>
       </w:tr>
     </w:tbl>
-    <w:bookmarkStart w:id="48" w:name="extract-key-values-cleanly"/>
+    <w:bookmarkStart w:id="47" w:name="extract-key-values-cleanly"/>
     <w:p>
       <w:pPr>
         <w:pStyle w:val="Heading3"/>
@@ -6122,18 +5924,18 @@
                 <wp:inline>
                   <wp:extent cx="152400" cy="152400"/>
                   <wp:effectExtent b="0" l="0" r="0" t="0"/>
-                  <wp:docPr descr="" title="" id="46" name="Picture"/>
+                  <wp:docPr descr="" title="" id="45" name="Picture"/>
                   <a:graphic>
                     <a:graphicData uri="http://schemas.openxmlformats.org/drawingml/2006/picture">
                       <pic:pic>
                         <pic:nvPicPr>
-                          <pic:cNvPr descr="/Applications/Positron.app/Contents/Resources/app/quarto/share/formats/docx/tip.png" id="47" name="Picture"/>
+                          <pic:cNvPr descr="/Applications/Positron.app/Contents/Resources/app/quarto/share/formats/docx/tip.png" id="46" name="Picture"/>
                           <pic:cNvPicPr>
                             <a:picLocks noChangeArrowheads="1" noChangeAspect="1"/>
                           </pic:cNvPicPr>
                         </pic:nvPicPr>
                         <pic:blipFill>
-                          <a:blip r:embed="rId23"/>
+                          <a:blip r:embed="rId22"/>
                           <a:stretch>
                             <a:fillRect/>
                           </a:stretch>
@@ -6294,9 +6096,9 @@
         </w:pict>
       </w:r>
     </w:p>
+    <w:bookmarkEnd w:id="47"/>
     <w:bookmarkEnd w:id="48"/>
-    <w:bookmarkEnd w:id="49"/>
-    <w:bookmarkStart w:id="55" w:name="check-regression-assumptions"/>
+    <w:bookmarkStart w:id="54" w:name="check-regression-assumptions"/>
     <w:p>
       <w:pPr>
         <w:pStyle w:val="Heading1"/>
@@ -6699,7 +6501,7 @@
         <w:t xml:space="preserve">)</w:t>
       </w:r>
     </w:p>
-    <w:bookmarkStart w:id="50" w:name="residuals-vs-fitted"/>
+    <w:bookmarkStart w:id="49" w:name="residuals-vs-fitted"/>
     <w:p>
       <w:pPr>
         <w:pStyle w:val="Heading3"/>
@@ -6827,7 +6629,7 @@
         <w:rPr>
           <w:rStyle w:val="StringTok"/>
         </w:rPr>
-        <w:t xml:space="preserve">"steelblue"</w:t>
+        <w:t xml:space="preserve">"darkblue"</w:t>
       </w:r>
       <w:r>
         <w:rPr>
@@ -7202,8 +7004,8 @@
         <w:t xml:space="preserve">()</w:t>
       </w:r>
     </w:p>
-    <w:bookmarkEnd w:id="50"/>
-    <w:bookmarkStart w:id="51" w:name="q-q-plot-of-residuals"/>
+    <w:bookmarkEnd w:id="49"/>
+    <w:bookmarkStart w:id="50" w:name="q-q-plot-of-residuals"/>
     <w:p>
       <w:pPr>
         <w:pStyle w:val="Heading3"/>
@@ -7319,7 +7121,7 @@
         <w:rPr>
           <w:rStyle w:val="StringTok"/>
         </w:rPr>
-        <w:t xml:space="preserve">"steelblue"</w:t>
+        <w:t xml:space="preserve">"darkblue"</w:t>
       </w:r>
       <w:r>
         <w:rPr>
@@ -7514,8 +7316,8 @@
         <w:t xml:space="preserve">()</w:t>
       </w:r>
     </w:p>
-    <w:bookmarkEnd w:id="51"/>
-    <w:bookmarkStart w:id="54" w:name="cooks-distance-influential-observations"/>
+    <w:bookmarkEnd w:id="50"/>
+    <w:bookmarkStart w:id="53" w:name="cooks-distance-influential-observations"/>
     <w:p>
       <w:pPr>
         <w:pStyle w:val="Heading3"/>
@@ -7631,7 +7433,7 @@
         <w:rPr>
           <w:rStyle w:val="StringTok"/>
         </w:rPr>
-        <w:t xml:space="preserve">"steelblue"</w:t>
+        <w:t xml:space="preserve">"darkblue"</w:t>
       </w:r>
       <w:r>
         <w:rPr>
@@ -8005,18 +7807,18 @@
                 <wp:inline>
                   <wp:extent cx="152400" cy="152400"/>
                   <wp:effectExtent b="0" l="0" r="0" t="0"/>
-                  <wp:docPr descr="" title="" id="52" name="Picture"/>
+                  <wp:docPr descr="" title="" id="51" name="Picture"/>
                   <a:graphic>
                     <a:graphicData uri="http://schemas.openxmlformats.org/drawingml/2006/picture">
                       <pic:pic>
                         <pic:nvPicPr>
-                          <pic:cNvPr descr="/Applications/Positron.app/Contents/Resources/app/quarto/share/formats/docx/note.png" id="53" name="Picture"/>
+                          <pic:cNvPr descr="/Applications/Positron.app/Contents/Resources/app/quarto/share/formats/docx/note.png" id="52" name="Picture"/>
                           <pic:cNvPicPr>
                             <a:picLocks noChangeArrowheads="1" noChangeAspect="1"/>
                           </pic:cNvPicPr>
                         </pic:nvPicPr>
                         <pic:blipFill>
-                          <a:blip r:embed="rId19"/>
+                          <a:blip r:embed="rId13"/>
                           <a:stretch>
                             <a:fillRect/>
                           </a:stretch>
@@ -8167,8 +7969,8 @@
         </w:pict>
       </w:r>
     </w:p>
+    <w:bookmarkEnd w:id="53"/>
     <w:bookmarkEnd w:id="54"/>
-    <w:bookmarkEnd w:id="55"/>
     <w:bookmarkStart w:id="60" w:name="predictions"/>
     <w:p>
       <w:pPr>
@@ -8500,18 +8302,18 @@
                 <wp:inline>
                   <wp:extent cx="152400" cy="152400"/>
                   <wp:effectExtent b="0" l="0" r="0" t="0"/>
-                  <wp:docPr descr="" title="" id="56" name="Picture"/>
+                  <wp:docPr descr="" title="" id="55" name="Picture"/>
                   <a:graphic>
                     <a:graphicData uri="http://schemas.openxmlformats.org/drawingml/2006/picture">
                       <pic:pic>
                         <pic:nvPicPr>
-                          <pic:cNvPr descr="/Applications/Positron.app/Contents/Resources/app/quarto/share/formats/docx/note.png" id="57" name="Picture"/>
+                          <pic:cNvPr descr="/Applications/Positron.app/Contents/Resources/app/quarto/share/formats/docx/note.png" id="56" name="Picture"/>
                           <pic:cNvPicPr>
                             <a:picLocks noChangeArrowheads="1" noChangeAspect="1"/>
                           </pic:cNvPicPr>
                         </pic:nvPicPr>
                         <pic:blipFill>
-                          <a:blip r:embed="rId19"/>
+                          <a:blip r:embed="rId13"/>
                           <a:stretch>
                             <a:fillRect/>
                           </a:stretch>
@@ -8740,7 +8542,7 @@
                           </pic:cNvPicPr>
                         </pic:nvPicPr>
                         <pic:blipFill>
-                          <a:blip r:embed="rId13"/>
+                          <a:blip r:embed="rId57"/>
                           <a:stretch>
                             <a:fillRect/>
                           </a:stretch>
@@ -9822,7 +9624,7 @@
                           </pic:cNvPicPr>
                         </pic:nvPicPr>
                         <pic:blipFill>
-                          <a:blip r:embed="rId23"/>
+                          <a:blip r:embed="rId22"/>
                           <a:stretch>
                             <a:fillRect/>
                           </a:stretch>
@@ -9961,7 +9763,7 @@
                           </pic:cNvPicPr>
                         </pic:nvPicPr>
                         <pic:blipFill>
-                          <a:blip r:embed="rId23"/>
+                          <a:blip r:embed="rId22"/>
                           <a:stretch>
                             <a:fillRect/>
                           </a:stretch>
@@ -10106,7 +9908,7 @@
                           </pic:cNvPicPr>
                         </pic:nvPicPr>
                         <pic:blipFill>
-                          <a:blip r:embed="rId13"/>
+                          <a:blip r:embed="rId57"/>
                           <a:stretch>
                             <a:fillRect/>
                           </a:stretch>
@@ -10695,17 +10497,19 @@
           <w:i/>
           <w:iCs/>
         </w:rPr>
-        <w:t xml:space="preserve">End of Common Code 10 — Correlation and Simple Linear Regression.</w:t>
-      </w:r>
-      <w:r>
-        <w:t xml:space="preserve"> </w:t>
-      </w:r>
+        <w:t xml:space="preserve">End of Common Code 11 — Correlation and Simple Linear Regression.</w:t>
+      </w:r>
+    </w:p>
+    <w:p>
+      <w:pPr>
+        <w:pStyle w:val="BodyText"/>
+      </w:pPr>
       <w:r>
         <w:rPr>
           <w:i/>
           <w:iCs/>
         </w:rPr>
-        <w:t xml:space="preserve">Next: Common Code 11 — One-Way ANOVA.</w:t>
+        <w:t xml:space="preserve">Next: Common Code 12 — One-Way ANOVA.</w:t>
       </w:r>
     </w:p>
     <w:bookmarkEnd w:id="69"/>

--- a/docs/common_code/11_correlation_regression/correlation_regression.docx
+++ b/docs/common_code/11_correlation_regression/correlation_regression.docx
@@ -31,7 +31,7 @@
         <w:pStyle w:val="Date"/>
       </w:pPr>
       <w:r>
-        <w:t xml:space="preserve">2026-08-27</w:t>
+        <w:t xml:space="preserve">2026-09-01</w:t>
       </w:r>
     </w:p>
     <w:bookmarkStart w:id="17" w:name="correlation-and-linear-regression"/>

--- a/docs/common_code/11_correlation_regression/correlation_regression.docx
+++ b/docs/common_code/11_correlation_regression/correlation_regression.docx
@@ -31,7 +31,7 @@
         <w:pStyle w:val="Date"/>
       </w:pPr>
       <w:r>
-        <w:t xml:space="preserve">2026-09-01</w:t>
+        <w:t xml:space="preserve">2026-09-03</w:t>
       </w:r>
     </w:p>
     <w:bookmarkStart w:id="17" w:name="correlation-and-linear-regression"/>

--- a/docs/common_code/11_correlation_regression/correlation_regression.docx
+++ b/docs/common_code/11_correlation_regression/correlation_regression.docx
@@ -183,7 +183,7 @@
       <w:r>
         <w:drawing>
           <wp:inline>
-            <wp:extent cx="1422278" cy="915497"/>
+            <wp:extent cx="2286000" cy="1471461"/>
             <wp:effectExtent b="0" l="0" r="0" t="0"/>
             <wp:docPr descr="Penguin bill dimensions art by Allison Horst" title="" id="11" name="Picture"/>
             <a:graphic>
@@ -204,7 +204,7 @@
                   <pic:spPr bwMode="auto">
                     <a:xfrm>
                       <a:off x="0" y="0"/>
-                      <a:ext cx="1422278" cy="915497"/>
+                      <a:ext cx="2286000" cy="1471461"/>
                     </a:xfrm>
                     <a:prstGeom prst="rect">
                       <a:avLst/>
@@ -11501,8 +11501,8 @@
       <w:rFonts w:asciiTheme="majorHAnsi" w:cstheme="majorBidi" w:eastAsiaTheme="majorEastAsia" w:hAnsiTheme="majorHAnsi"/>
       <w:spacing w:val="-10"/>
       <w:kern w:val="28"/>
-      <w:sz w:val="56"/>
-      <w:szCs w:val="56"/>
+      <w:sz w:val="40"/>
+      <w:szCs w:val="40"/>
     </w:rPr>
   </w:style>
   <w:style w:customStyle="1" w:styleId="TitleChar" w:type="character">
@@ -11515,8 +11515,8 @@
       <w:rFonts w:asciiTheme="majorHAnsi" w:cstheme="majorBidi" w:eastAsiaTheme="majorEastAsia" w:hAnsiTheme="majorHAnsi"/>
       <w:spacing w:val="-10"/>
       <w:kern w:val="28"/>
-      <w:sz w:val="56"/>
-      <w:szCs w:val="56"/>
+      <w:sz w:val="40"/>
+      <w:szCs w:val="40"/>
     </w:rPr>
   </w:style>
   <w:style w:styleId="Subtitle" w:type="paragraph">

--- a/docs/common_code/11_correlation_regression/correlation_regression.docx
+++ b/docs/common_code/11_correlation_regression/correlation_regression.docx
@@ -31,7 +31,7 @@
         <w:pStyle w:val="Date"/>
       </w:pPr>
       <w:r>
-        <w:t xml:space="preserve">2026-09-03</w:t>
+        <w:t xml:space="preserve">2026-09-04</w:t>
       </w:r>
     </w:p>
     <w:bookmarkStart w:id="17" w:name="correlation-and-linear-regression"/>
